--- a/Student_performance_analysis/Project_Documentation.docx
+++ b/Student_performance_analysis/Project_Documentation.docx
@@ -55,12 +55,10 @@
         <w:t xml:space="preserve">Student Name: </w:t>
       </w:r>
       <w:proofErr w:type="spellStart"/>
-      <w:proofErr w:type="gramStart"/>
       <w:r>
         <w:t>C.Thejaswini</w:t>
       </w:r>
       <w:proofErr w:type="spellEnd"/>
-      <w:proofErr w:type="gramEnd"/>
     </w:p>
     <w:p>
       <w:pPr>
@@ -670,25 +668,12 @@
         <w:t xml:space="preserve">Data loading: </w:t>
       </w:r>
       <w:proofErr w:type="spellStart"/>
-      <w:proofErr w:type="gramStart"/>
-      <w:r>
-        <w:t>pandas.read</w:t>
-      </w:r>
-      <w:proofErr w:type="gramEnd"/>
-      <w:r>
-        <w:t>_</w:t>
-      </w:r>
-      <w:proofErr w:type="gramStart"/>
-      <w:r>
-        <w:t>csv</w:t>
-      </w:r>
-      <w:proofErr w:type="spellEnd"/>
-      <w:r>
-        <w:t>(</w:t>
-      </w:r>
-      <w:proofErr w:type="gramEnd"/>
-      <w:r>
-        <w:t>) loads students.csv into a DataFrame. A try/except block shows a friendly message if the file is missing. The data, number of students and column names are displayed.</w:t>
+      <w:r>
+        <w:t>pandas.read_csv</w:t>
+      </w:r>
+      <w:proofErr w:type="spellEnd"/>
+      <w:r>
+        <w:t>() loads students.csv into a DataFrame. A try/except block shows a friendly message if the file is missing. The data, number of students and column names are displayed.</w:t>
       </w:r>
     </w:p>
     <w:p>
@@ -704,83 +689,43 @@
       </w:r>
       <w:proofErr w:type="spellStart"/>
       <w:r>
-        <w:t>calculate_</w:t>
-      </w:r>
-      <w:proofErr w:type="gramStart"/>
-      <w:r>
-        <w:t>total</w:t>
-      </w:r>
-      <w:proofErr w:type="spellEnd"/>
-      <w:r>
-        <w:t>(</w:t>
-      </w:r>
-      <w:proofErr w:type="gramEnd"/>
-      <w:r>
-        <w:t xml:space="preserve">), </w:t>
-      </w:r>
-      <w:proofErr w:type="spellStart"/>
-      <w:r>
-        <w:t>calculate_</w:t>
-      </w:r>
-      <w:proofErr w:type="gramStart"/>
-      <w:r>
-        <w:t>average</w:t>
-      </w:r>
-      <w:proofErr w:type="spellEnd"/>
-      <w:r>
-        <w:t>(</w:t>
-      </w:r>
-      <w:proofErr w:type="gramEnd"/>
-      <w:r>
-        <w:t xml:space="preserve">), </w:t>
-      </w:r>
-      <w:proofErr w:type="spellStart"/>
-      <w:r>
-        <w:t>calculate_</w:t>
-      </w:r>
-      <w:proofErr w:type="gramStart"/>
-      <w:r>
-        <w:t>grade</w:t>
-      </w:r>
-      <w:proofErr w:type="spellEnd"/>
-      <w:r>
-        <w:t>(</w:t>
-      </w:r>
-      <w:proofErr w:type="gramEnd"/>
-      <w:r>
-        <w:t xml:space="preserve">), </w:t>
-      </w:r>
-      <w:proofErr w:type="spellStart"/>
-      <w:r>
-        <w:t>check_</w:t>
-      </w:r>
-      <w:proofErr w:type="gramStart"/>
-      <w:r>
-        <w:t>result</w:t>
-      </w:r>
-      <w:proofErr w:type="spellEnd"/>
-      <w:r>
-        <w:t>(</w:t>
-      </w:r>
-      <w:proofErr w:type="gramEnd"/>
-      <w:r>
-        <w:t xml:space="preserve">) and </w:t>
-      </w:r>
-      <w:proofErr w:type="spellStart"/>
-      <w:r>
-        <w:t>get_performance_</w:t>
-      </w:r>
-      <w:proofErr w:type="gramStart"/>
-      <w:r>
-        <w:t>level</w:t>
-      </w:r>
-      <w:proofErr w:type="spellEnd"/>
-      <w:r>
-        <w:t>(</w:t>
-      </w:r>
-      <w:proofErr w:type="gramEnd"/>
-      <w:r>
-        <w:t>). main.py applies them to the DataFrame to create the Total, Average, Grade, Performance and Result columns.</w:t>
+        <w:t>calculate_total</w:t>
+      </w:r>
+      <w:proofErr w:type="spellEnd"/>
+      <w:r>
+        <w:t xml:space="preserve">(), </w:t>
+      </w:r>
+      <w:proofErr w:type="spellStart"/>
+      <w:r>
+        <w:t>calculate_average</w:t>
+      </w:r>
+      <w:proofErr w:type="spellEnd"/>
+      <w:r>
+        <w:t xml:space="preserve">(), </w:t>
+      </w:r>
+      <w:proofErr w:type="spellStart"/>
+      <w:r>
+        <w:t>calculate_grade</w:t>
+      </w:r>
+      <w:proofErr w:type="spellEnd"/>
+      <w:r>
+        <w:t xml:space="preserve">(), </w:t>
+      </w:r>
+      <w:proofErr w:type="spellStart"/>
+      <w:r>
+        <w:t>check_result</w:t>
+      </w:r>
+      <w:proofErr w:type="spellEnd"/>
+      <w:r>
+        <w:t xml:space="preserve">() and </w:t>
+      </w:r>
+      <w:proofErr w:type="spellStart"/>
+      <w:r>
+        <w:t>get_performance_level</w:t>
+      </w:r>
+      <w:proofErr w:type="spellEnd"/>
+      <w:r>
+        <w:t>(). main.py applies them to the DataFrame to create the Total, Average, Grade, Performance and Result columns.</w:t>
       </w:r>
     </w:p>
     <w:p>
@@ -795,12 +740,10 @@
         <w:t xml:space="preserve">Pass/fail rule: the pass mark is 40 in each subject. A student passes overall only when all three subjects are passed. NumPy's </w:t>
       </w:r>
       <w:proofErr w:type="spellStart"/>
-      <w:proofErr w:type="gramStart"/>
       <w:r>
         <w:t>np.where</w:t>
       </w:r>
       <w:proofErr w:type="spellEnd"/>
-      <w:proofErr w:type="gramEnd"/>
       <w:r>
         <w:t>() applies this condition across all students.</w:t>
       </w:r>
@@ -830,17 +773,12 @@
         <w:t xml:space="preserve">Loops: a for loop with </w:t>
       </w:r>
       <w:proofErr w:type="spellStart"/>
-      <w:proofErr w:type="gramStart"/>
       <w:r>
         <w:t>iterrows</w:t>
       </w:r>
       <w:proofErr w:type="spellEnd"/>
       <w:r>
-        <w:t>(</w:t>
-      </w:r>
-      <w:proofErr w:type="gramEnd"/>
-      <w:r>
-        <w:t>) prints each student's marks, total, average, grade and result; another loop prints the top 3 students with their ranks.</w:t>
+        <w:t>() prints each student's marks, total, average, grade and result; another loop prints the top 3 students with their ranks.</w:t>
       </w:r>
     </w:p>
     <w:p>
@@ -855,66 +793,44 @@
         <w:t xml:space="preserve">Analysis with NumPy: </w:t>
       </w:r>
       <w:proofErr w:type="spellStart"/>
-      <w:proofErr w:type="gramStart"/>
       <w:r>
         <w:t>np.mean</w:t>
       </w:r>
       <w:proofErr w:type="spellEnd"/>
-      <w:proofErr w:type="gramEnd"/>
       <w:r>
         <w:t xml:space="preserve">(), </w:t>
       </w:r>
       <w:proofErr w:type="spellStart"/>
-      <w:proofErr w:type="gramStart"/>
       <w:r>
         <w:t>np.max</w:t>
       </w:r>
       <w:proofErr w:type="spellEnd"/>
       <w:r>
-        <w:t>(</w:t>
-      </w:r>
-      <w:proofErr w:type="gramEnd"/>
-      <w:r>
-        <w:t xml:space="preserve">) and </w:t>
-      </w:r>
-      <w:proofErr w:type="spellStart"/>
-      <w:proofErr w:type="gramStart"/>
+        <w:t xml:space="preserve">() and </w:t>
+      </w:r>
+      <w:proofErr w:type="spellStart"/>
       <w:r>
         <w:t>np.min</w:t>
       </w:r>
       <w:proofErr w:type="spellEnd"/>
       <w:r>
-        <w:t>(</w:t>
-      </w:r>
-      <w:proofErr w:type="gramEnd"/>
-      <w:r>
-        <w:t xml:space="preserve">) give the class average and the highest and lowest averages; </w:t>
-      </w:r>
-      <w:proofErr w:type="spellStart"/>
-      <w:proofErr w:type="gramStart"/>
+        <w:t xml:space="preserve">() give the class average and the highest and lowest averages; </w:t>
+      </w:r>
+      <w:proofErr w:type="spellStart"/>
       <w:r>
         <w:t>idxmax</w:t>
       </w:r>
       <w:proofErr w:type="spellEnd"/>
       <w:r>
-        <w:t>(</w:t>
-      </w:r>
-      <w:proofErr w:type="gramEnd"/>
-      <w:r>
-        <w:t xml:space="preserve">) and </w:t>
-      </w:r>
-      <w:proofErr w:type="spellStart"/>
-      <w:proofErr w:type="gramStart"/>
+        <w:t xml:space="preserve">() and </w:t>
+      </w:r>
+      <w:proofErr w:type="spellStart"/>
       <w:r>
         <w:t>idxmin</w:t>
       </w:r>
       <w:proofErr w:type="spellEnd"/>
       <w:r>
-        <w:t>(</w:t>
-      </w:r>
-      <w:proofErr w:type="gramEnd"/>
-      <w:r>
-        <w:t>) identify the top and bottom students.</w:t>
+        <w:t>() identify the top and bottom students.</w:t>
       </w:r>
     </w:p>
     <w:p>
@@ -941,17 +857,12 @@
         <w:t xml:space="preserve">Additional analysis: average attendance, number of students below 75% attendance, and department-wise average marks using Pandas </w:t>
       </w:r>
       <w:proofErr w:type="spellStart"/>
-      <w:proofErr w:type="gramStart"/>
       <w:r>
         <w:t>groupby</w:t>
       </w:r>
       <w:proofErr w:type="spellEnd"/>
       <w:r>
-        <w:t>(</w:t>
-      </w:r>
-      <w:proofErr w:type="gramEnd"/>
-      <w:r>
-        <w:t>).</w:t>
+        <w:t>().</w:t>
       </w:r>
     </w:p>
     <w:p>
@@ -1111,23 +1022,7 @@
       </w:r>
       <w:proofErr w:type="spellEnd"/>
       <w:r>
-        <w:t xml:space="preserve">           Name </w:t>
-      </w:r>
-      <w:proofErr w:type="gramStart"/>
-      <w:r>
-        <w:t>Department  English</w:t>
-      </w:r>
-      <w:proofErr w:type="gramEnd"/>
-      <w:r>
-        <w:t xml:space="preserve">  </w:t>
-      </w:r>
-      <w:proofErr w:type="gramStart"/>
-      <w:r>
-        <w:t>Maths  DBMS</w:t>
-      </w:r>
-      <w:proofErr w:type="gramEnd"/>
-      <w:r>
-        <w:t xml:space="preserve">  Attendance</w:t>
+        <w:t xml:space="preserve">           Name Department  English  Maths  DBMS  Attendance</w:t>
       </w:r>
     </w:p>
     <w:p>
@@ -1142,26 +1037,13 @@
     </w:p>
     <w:p>
       <w:r>
-        <w:t xml:space="preserve">2         </w:t>
-      </w:r>
-      <w:proofErr w:type="gramStart"/>
-      <w:r>
-        <w:t xml:space="preserve">3  </w:t>
-      </w:r>
-      <w:proofErr w:type="spellStart"/>
-      <w:r>
-        <w:t>C</w:t>
-      </w:r>
-      <w:proofErr w:type="gramEnd"/>
-      <w:r>
-        <w:t>.</w:t>
-      </w:r>
-      <w:proofErr w:type="gramStart"/>
-      <w:r>
-        <w:t>M.Prathibha</w:t>
-      </w:r>
-      <w:proofErr w:type="spellEnd"/>
-      <w:proofErr w:type="gramEnd"/>
+        <w:t xml:space="preserve">2         3  </w:t>
+      </w:r>
+      <w:proofErr w:type="spellStart"/>
+      <w:r>
+        <w:t>C.M.Prathibha</w:t>
+      </w:r>
+      <w:proofErr w:type="spellEnd"/>
       <w:r>
         <w:t xml:space="preserve">        CSE       93     85    89          85</w:t>
       </w:r>
@@ -1366,28 +1248,12 @@
     </w:p>
     <w:p>
       <w:r>
-        <w:t xml:space="preserve">2 | P Keerthi    | English:  95 (PASS) | Maths:  89 (PASS) | DBMS:  90 (PASS) | Total: 274 | Average:  91.33 | Grade: </w:t>
-      </w:r>
-      <w:proofErr w:type="gramStart"/>
-      <w:r>
-        <w:t>S  |</w:t>
-      </w:r>
-      <w:proofErr w:type="gramEnd"/>
-      <w:r>
-        <w:t xml:space="preserve"> Overall: PASS</w:t>
-      </w:r>
-    </w:p>
-    <w:p>
-      <w:r>
-        <w:t xml:space="preserve">1 | C Thejaswini | English:  87 (PASS) | Maths:  85 (PASS) | DBMS:  84 (PASS) | Total: 256 | Average:  85.33 | Grade: </w:t>
-      </w:r>
-      <w:proofErr w:type="gramStart"/>
-      <w:r>
-        <w:t>A  |</w:t>
-      </w:r>
-      <w:proofErr w:type="gramEnd"/>
-      <w:r>
-        <w:t xml:space="preserve"> Overall: PASS</w:t>
+        <w:t>2 | P Keerthi    | English:  95 (PASS) | Maths:  89 (PASS) | DBMS:  90 (PASS) | Total: 274 | Average:  91.33 | Grade: S  | Overall: PASS</w:t>
+      </w:r>
+    </w:p>
+    <w:p>
+      <w:r>
+        <w:t>1 | C Thejaswini | English:  87 (PASS) | Maths:  85 (PASS) | DBMS:  84 (PASS) | Total: 256 | Average:  85.33 | Grade: A  | Overall: PASS</w:t>
       </w:r>
     </w:p>
     <w:p>
@@ -1396,128 +1262,51 @@
       </w:r>
       <w:proofErr w:type="spellStart"/>
       <w:r>
-        <w:t>C.</w:t>
-      </w:r>
-      <w:proofErr w:type="gramStart"/>
-      <w:r>
-        <w:t>M.Prathibha</w:t>
-      </w:r>
-      <w:proofErr w:type="spellEnd"/>
-      <w:proofErr w:type="gramEnd"/>
-      <w:r>
-        <w:t xml:space="preserve"> | English:  93 (PASS) | Maths:  85 (PASS) | DBMS:  89 (PASS) | Total: 267 | Average:  89.00 | Grade: </w:t>
-      </w:r>
-      <w:proofErr w:type="gramStart"/>
-      <w:r>
-        <w:t>A  |</w:t>
-      </w:r>
-      <w:proofErr w:type="gramEnd"/>
-      <w:r>
-        <w:t xml:space="preserve"> Overall: PASS</w:t>
-      </w:r>
-    </w:p>
-    <w:p>
-      <w:r>
-        <w:t xml:space="preserve">4 | T Jahnavi    | English:  81 (PASS) | Maths:  90 (PASS) | DBMS:  82 (PASS) | Total: 253 | Average:  84.33 | Grade: </w:t>
-      </w:r>
-      <w:proofErr w:type="gramStart"/>
-      <w:r>
-        <w:t>A  |</w:t>
-      </w:r>
-      <w:proofErr w:type="gramEnd"/>
-      <w:r>
-        <w:t xml:space="preserve"> Overall: PASS</w:t>
-      </w:r>
-    </w:p>
-    <w:p>
-      <w:r>
-        <w:t xml:space="preserve">5 | Yashwanth MK | English:  89 (PASS) | Maths:  90 (PASS) | DBMS:  92 (PASS) | Total: 271 | Average:  90.33 | Grade: </w:t>
-      </w:r>
-      <w:proofErr w:type="gramStart"/>
-      <w:r>
-        <w:t>S  |</w:t>
-      </w:r>
-      <w:proofErr w:type="gramEnd"/>
-      <w:r>
-        <w:t xml:space="preserve"> Overall: PASS</w:t>
-      </w:r>
-    </w:p>
-    <w:p>
-      <w:r>
-        <w:t xml:space="preserve">6 | A Ravi       | English:  77 (PASS) | Maths:  65 (PASS) | DBMS:  73 (PASS) | Total: 215 | Average:  71.67 | Grade: </w:t>
-      </w:r>
-      <w:proofErr w:type="gramStart"/>
-      <w:r>
-        <w:t>B  |</w:t>
-      </w:r>
-      <w:proofErr w:type="gramEnd"/>
-      <w:r>
-        <w:t xml:space="preserve"> Overall: PASS</w:t>
-      </w:r>
-    </w:p>
-    <w:p>
-      <w:r>
-        <w:t xml:space="preserve">7 | C Pravallika | English:  25 (FAIL) | Maths:  67 (PASS) | DBMS:  39 (PASS) | Total: 131 | Average:  43.67 | Grade: </w:t>
-      </w:r>
-      <w:proofErr w:type="gramStart"/>
-      <w:r>
-        <w:t>E  |</w:t>
-      </w:r>
-      <w:proofErr w:type="gramEnd"/>
-      <w:r>
-        <w:t xml:space="preserve"> Overall: FAIL</w:t>
-      </w:r>
-    </w:p>
-    <w:p>
-      <w:r>
-        <w:t xml:space="preserve">8 | B Anjali     | English:  82 (PASS) | Maths:  56 (PASS) | DBMS:  61 (PASS) | Total: 199 | Average:  66.33 | Grade: </w:t>
-      </w:r>
-      <w:proofErr w:type="gramStart"/>
-      <w:r>
-        <w:t>C  |</w:t>
-      </w:r>
-      <w:proofErr w:type="gramEnd"/>
-      <w:r>
-        <w:t xml:space="preserve"> Overall: PASS</w:t>
-      </w:r>
-    </w:p>
-    <w:p>
-      <w:r>
-        <w:t xml:space="preserve">9 | K Arjun      | English:  31 (FAIL) | Maths:  34 (FAIL) | DBMS:  45 (PASS) | Total: 110 | Average:  36.67 | Grade: </w:t>
-      </w:r>
-      <w:proofErr w:type="gramStart"/>
-      <w:r>
-        <w:t>E  |</w:t>
-      </w:r>
-      <w:proofErr w:type="gramEnd"/>
-      <w:r>
-        <w:t xml:space="preserve"> Overall: FAIL</w:t>
-      </w:r>
-    </w:p>
-    <w:p>
-      <w:r>
-        <w:t xml:space="preserve">10 | S Latha      | English:  88 (PASS) | Maths:  82 (PASS) | DBMS:  90 (PASS) | Total: 260 | Average:  86.67 | Grade: </w:t>
-      </w:r>
-      <w:proofErr w:type="gramStart"/>
-      <w:r>
-        <w:t>A  |</w:t>
-      </w:r>
-      <w:proofErr w:type="gramEnd"/>
-      <w:r>
-        <w:t xml:space="preserve"> Overall: PASS</w:t>
-      </w:r>
-    </w:p>
-    <w:p>
-      <w:r>
-        <w:t xml:space="preserve">11 | V Madhumitha | English:  82 (PASS) | Maths:  45 (PASS) | DBMS:  26 (FAIL) | Total: 153 | Average:  51.00 | Grade: </w:t>
-      </w:r>
-      <w:proofErr w:type="gramStart"/>
-      <w:r>
-        <w:t>D  |</w:t>
-      </w:r>
-      <w:proofErr w:type="gramEnd"/>
-      <w:r>
-        <w:t xml:space="preserve"> Overall: FAIL</w:t>
+        <w:t>C.M.Prathibha</w:t>
+      </w:r>
+      <w:proofErr w:type="spellEnd"/>
+      <w:r>
+        <w:t xml:space="preserve"> | English:  93 (PASS) | Maths:  85 (PASS) | DBMS:  89 (PASS) | Total: 267 | Average:  89.00 | Grade: A  | Overall: PASS</w:t>
+      </w:r>
+    </w:p>
+    <w:p>
+      <w:r>
+        <w:t>4 | T Jahnavi    | English:  81 (PASS) | Maths:  90 (PASS) | DBMS:  82 (PASS) | Total: 253 | Average:  84.33 | Grade: A  | Overall: PASS</w:t>
+      </w:r>
+    </w:p>
+    <w:p>
+      <w:r>
+        <w:t>5 | Yashwanth MK | English:  89 (PASS) | Maths:  90 (PASS) | DBMS:  92 (PASS) | Total: 271 | Average:  90.33 | Grade: S  | Overall: PASS</w:t>
+      </w:r>
+    </w:p>
+    <w:p>
+      <w:r>
+        <w:t>6 | A Ravi       | English:  77 (PASS) | Maths:  65 (PASS) | DBMS:  73 (PASS) | Total: 215 | Average:  71.67 | Grade: B  | Overall: PASS</w:t>
+      </w:r>
+    </w:p>
+    <w:p>
+      <w:r>
+        <w:t>7 | C Pravallika | English:  25 (FAIL) | Maths:  67 (PASS) | DBMS:  39 (PASS) | Total: 131 | Average:  43.67 | Grade: E  | Overall: FAIL</w:t>
+      </w:r>
+    </w:p>
+    <w:p>
+      <w:r>
+        <w:t>8 | B Anjali     | English:  82 (PASS) | Maths:  56 (PASS) | DBMS:  61 (PASS) | Total: 199 | Average:  66.33 | Grade: C  | Overall: PASS</w:t>
+      </w:r>
+    </w:p>
+    <w:p>
+      <w:r>
+        <w:t>9 | K Arjun      | English:  31 (FAIL) | Maths:  34 (FAIL) | DBMS:  45 (PASS) | Total: 110 | Average:  36.67 | Grade: E  | Overall: FAIL</w:t>
+      </w:r>
+    </w:p>
+    <w:p>
+      <w:r>
+        <w:t>10 | S Latha      | English:  88 (PASS) | Maths:  82 (PASS) | DBMS:  90 (PASS) | Total: 260 | Average:  86.67 | Grade: A  | Overall: PASS</w:t>
+      </w:r>
+    </w:p>
+    <w:p>
+      <w:r>
+        <w:t>11 | V Madhumitha | English:  82 (PASS) | Maths:  45 (PASS) | DBMS:  26 (FAIL) | Total: 153 | Average:  51.00 | Grade: D  | Overall: FAIL</w:t>
       </w:r>
     </w:p>
     <w:p>
@@ -1530,28 +1319,12 @@
       </w:r>
       <w:proofErr w:type="spellEnd"/>
       <w:r>
-        <w:t xml:space="preserve">    | English:  78 (PASS) | Maths:  62 (PASS) | DBMS:  75 (PASS) | Total: 215 | Average:  71.67 | Grade: </w:t>
-      </w:r>
-      <w:proofErr w:type="gramStart"/>
-      <w:r>
-        <w:t>B  |</w:t>
-      </w:r>
-      <w:proofErr w:type="gramEnd"/>
-      <w:r>
-        <w:t xml:space="preserve"> Overall: PASS</w:t>
-      </w:r>
-    </w:p>
-    <w:p>
-      <w:r>
-        <w:t xml:space="preserve">13 | K Balu       | English:  72 (PASS) | Maths:  34 (FAIL) | DBMS:  49 (PASS) | Total: 155 | Average:  51.67 | Grade: </w:t>
-      </w:r>
-      <w:proofErr w:type="gramStart"/>
-      <w:r>
-        <w:t>D  |</w:t>
-      </w:r>
-      <w:proofErr w:type="gramEnd"/>
-      <w:r>
-        <w:t xml:space="preserve"> Overall: FAIL</w:t>
+        <w:t xml:space="preserve">    | English:  78 (PASS) | Maths:  62 (PASS) | DBMS:  75 (PASS) | Total: 215 | Average:  71.67 | Grade: B  | Overall: PASS</w:t>
+      </w:r>
+    </w:p>
+    <w:p>
+      <w:r>
+        <w:t>13 | K Balu       | English:  72 (PASS) | Maths:  34 (FAIL) | DBMS:  49 (PASS) | Total: 155 | Average:  51.67 | Grade: D  | Overall: FAIL</w:t>
       </w:r>
     </w:p>
     <w:p>
@@ -1564,15 +1337,7 @@
       </w:r>
       <w:proofErr w:type="spellEnd"/>
       <w:r>
-        <w:t xml:space="preserve">      | English:  56 (PASS) | Maths:  49 (PASS) | DBMS:  56 (PASS) | Total: 161 | Average:  53.67 | Grade: </w:t>
-      </w:r>
-      <w:proofErr w:type="gramStart"/>
-      <w:r>
-        <w:t>D  |</w:t>
-      </w:r>
-      <w:proofErr w:type="gramEnd"/>
-      <w:r>
-        <w:t xml:space="preserve"> Overall: PASS</w:t>
+        <w:t xml:space="preserve">      | English:  56 (PASS) | Maths:  49 (PASS) | DBMS:  56 (PASS) | Total: 161 | Average:  53.67 | Grade: D  | Overall: PASS</w:t>
       </w:r>
     </w:p>
     <w:p>
@@ -1585,162 +1350,58 @@
       </w:r>
       <w:proofErr w:type="spellEnd"/>
       <w:r>
-        <w:t xml:space="preserve"> | English:  67 (PASS) | Maths:  39 (PASS) | DBMS:  59 (PASS) | Total: 165 | Average:  55.00 | Grade: </w:t>
-      </w:r>
-      <w:proofErr w:type="gramStart"/>
-      <w:r>
-        <w:t>D  |</w:t>
-      </w:r>
-      <w:proofErr w:type="gramEnd"/>
-      <w:r>
-        <w:t xml:space="preserve"> Overall: PASS</w:t>
-      </w:r>
-    </w:p>
-    <w:p>
-      <w:r>
-        <w:t xml:space="preserve">16 | C Monisha    | English:  82 (PASS) | Maths:  76 (PASS) | DBMS:  79 (PASS) | Total: 237 | Average:  79.00 | Grade: </w:t>
-      </w:r>
-      <w:proofErr w:type="gramStart"/>
-      <w:r>
-        <w:t>B  |</w:t>
-      </w:r>
-      <w:proofErr w:type="gramEnd"/>
-      <w:r>
-        <w:t xml:space="preserve"> Overall: PASS</w:t>
-      </w:r>
-    </w:p>
-    <w:p>
-      <w:r>
-        <w:t xml:space="preserve">17 | C Anjali     | English:  74 (PASS) | Maths:  67 (PASS) | DBMS:  82 (PASS) | Total: 223 | Average:  74.33 | Grade: </w:t>
-      </w:r>
-      <w:proofErr w:type="gramStart"/>
-      <w:r>
-        <w:t>B  |</w:t>
-      </w:r>
-      <w:proofErr w:type="gramEnd"/>
-      <w:r>
-        <w:t xml:space="preserve"> Overall: PASS</w:t>
-      </w:r>
-    </w:p>
-    <w:p>
-      <w:r>
-        <w:t xml:space="preserve">18 | A Prakash    | English:  87 (PASS) | Maths:  65 (PASS) | DBMS:  78 (PASS) | Total: 230 | Average:  76.67 | Grade: </w:t>
-      </w:r>
-      <w:proofErr w:type="gramStart"/>
-      <w:r>
-        <w:t>B  |</w:t>
-      </w:r>
-      <w:proofErr w:type="gramEnd"/>
-      <w:r>
-        <w:t xml:space="preserve"> Overall: PASS</w:t>
+        <w:t xml:space="preserve"> | English:  67 (PASS) | Maths:  39 (PASS) | DBMS:  59 (PASS) | Total: 165 | Average:  55.00 | Grade: D  | Overall: PASS</w:t>
+      </w:r>
+    </w:p>
+    <w:p>
+      <w:r>
+        <w:t>16 | C Monisha    | English:  82 (PASS) | Maths:  76 (PASS) | DBMS:  79 (PASS) | Total: 237 | Average:  79.00 | Grade: B  | Overall: PASS</w:t>
+      </w:r>
+    </w:p>
+    <w:p>
+      <w:r>
+        <w:t>17 | C Anjali     | English:  74 (PASS) | Maths:  67 (PASS) | DBMS:  82 (PASS) | Total: 223 | Average:  74.33 | Grade: B  | Overall: PASS</w:t>
+      </w:r>
+    </w:p>
+    <w:p>
+      <w:r>
+        <w:t>18 | A Prakash    | English:  87 (PASS) | Maths:  65 (PASS) | DBMS:  78 (PASS) | Total: 230 | Average:  76.67 | Grade: B  | Overall: PASS</w:t>
       </w:r>
     </w:p>
     <w:p>
       <w:r>
         <w:lastRenderedPageBreak/>
-        <w:t xml:space="preserve">19 | D Rajesh     | English:  88 (PASS) | Maths:  21 (FAIL) | DBMS:  47 (PASS) | Total: 156 | Average:  52.00 | Grade: </w:t>
-      </w:r>
-      <w:proofErr w:type="gramStart"/>
-      <w:r>
-        <w:t>D  |</w:t>
-      </w:r>
-      <w:proofErr w:type="gramEnd"/>
-      <w:r>
-        <w:t xml:space="preserve"> Overall: FAIL</w:t>
-      </w:r>
-    </w:p>
-    <w:p>
-      <w:r>
-        <w:t xml:space="preserve">20 | M </w:t>
-      </w:r>
-      <w:proofErr w:type="gramStart"/>
-      <w:r>
-        <w:t>Prabhakar  |</w:t>
-      </w:r>
-      <w:proofErr w:type="gramEnd"/>
-      <w:r>
-        <w:t xml:space="preserve"> English:  71 (PASS) | Maths:  48 (PASS) | DBMS:  59 (PASS) | Total: 178 | Average:  59.33 | Grade: </w:t>
-      </w:r>
-      <w:proofErr w:type="gramStart"/>
-      <w:r>
-        <w:t>D  |</w:t>
-      </w:r>
-      <w:proofErr w:type="gramEnd"/>
-      <w:r>
-        <w:t xml:space="preserve"> Overall: PASS</w:t>
-      </w:r>
-    </w:p>
-    <w:p>
-      <w:r>
-        <w:t xml:space="preserve">21 | L Guna       | English:  87 (PASS) | Maths:  67 (PASS) | DBMS:  65 (PASS) | Total: 219 | Average:  73.00 | Grade: </w:t>
-      </w:r>
-      <w:proofErr w:type="gramStart"/>
-      <w:r>
-        <w:t>B  |</w:t>
-      </w:r>
-      <w:proofErr w:type="gramEnd"/>
-      <w:r>
-        <w:t xml:space="preserve"> Overall: PASS</w:t>
-      </w:r>
-    </w:p>
-    <w:p>
-      <w:r>
-        <w:t xml:space="preserve">22 | A Meghana    | English:  89 (PASS) | Maths:  45 (PASS) | DBMS:  66 (PASS) | Total: 200 | Average:  66.67 | Grade: </w:t>
-      </w:r>
-      <w:proofErr w:type="gramStart"/>
-      <w:r>
-        <w:t>C  |</w:t>
-      </w:r>
-      <w:proofErr w:type="gramEnd"/>
-      <w:r>
-        <w:t xml:space="preserve"> Overall: PASS</w:t>
-      </w:r>
-    </w:p>
-    <w:p>
-      <w:r>
-        <w:t xml:space="preserve">23 | A </w:t>
-      </w:r>
-      <w:proofErr w:type="gramStart"/>
-      <w:r>
-        <w:t>Hanipriya  |</w:t>
-      </w:r>
-      <w:proofErr w:type="gramEnd"/>
-      <w:r>
-        <w:t xml:space="preserve"> English:  88 (PASS) | Maths:  91 (PASS) | DBMS:  89 (PASS) | Total: 268 | Average:  89.33 | Grade: </w:t>
-      </w:r>
-      <w:proofErr w:type="gramStart"/>
-      <w:r>
-        <w:t>A  |</w:t>
-      </w:r>
-      <w:proofErr w:type="gramEnd"/>
-      <w:r>
-        <w:t xml:space="preserve"> Overall: PASS</w:t>
-      </w:r>
-    </w:p>
-    <w:p>
-      <w:r>
-        <w:t xml:space="preserve">24 | B Manohar    | English:  72 (PASS) | Maths:  43 (PASS) | DBMS:  61 (PASS) | Total: 176 | Average:  58.67 | Grade: </w:t>
-      </w:r>
-      <w:proofErr w:type="gramStart"/>
-      <w:r>
-        <w:t>D  |</w:t>
-      </w:r>
-      <w:proofErr w:type="gramEnd"/>
-      <w:r>
-        <w:t xml:space="preserve"> Overall: PASS</w:t>
-      </w:r>
-    </w:p>
-    <w:p>
-      <w:r>
-        <w:t xml:space="preserve">25 | P Hasini     | English:  29 (FAIL) | Maths:  37 (PASS) | DBMS:  44 (PASS) | Total: 110 | Average:  36.67 | Grade: </w:t>
-      </w:r>
-      <w:proofErr w:type="gramStart"/>
-      <w:r>
-        <w:t>E  |</w:t>
-      </w:r>
-      <w:proofErr w:type="gramEnd"/>
-      <w:r>
-        <w:t xml:space="preserve"> Overall: FAIL</w:t>
+        <w:t>19 | D Rajesh     | English:  88 (PASS) | Maths:  21 (FAIL) | DBMS:  47 (PASS) | Total: 156 | Average:  52.00 | Grade: D  | Overall: FAIL</w:t>
+      </w:r>
+    </w:p>
+    <w:p>
+      <w:r>
+        <w:t>20 | M Prabhakar  | English:  71 (PASS) | Maths:  48 (PASS) | DBMS:  59 (PASS) | Total: 178 | Average:  59.33 | Grade: D  | Overall: PASS</w:t>
+      </w:r>
+    </w:p>
+    <w:p>
+      <w:r>
+        <w:t>21 | L Guna       | English:  87 (PASS) | Maths:  67 (PASS) | DBMS:  65 (PASS) | Total: 219 | Average:  73.00 | Grade: B  | Overall: PASS</w:t>
+      </w:r>
+    </w:p>
+    <w:p>
+      <w:r>
+        <w:t>22 | A Meghana    | English:  89 (PASS) | Maths:  45 (PASS) | DBMS:  66 (PASS) | Total: 200 | Average:  66.67 | Grade: C  | Overall: PASS</w:t>
+      </w:r>
+    </w:p>
+    <w:p>
+      <w:r>
+        <w:t>23 | A Hanipriya  | English:  88 (PASS) | Maths:  91 (PASS) | DBMS:  89 (PASS) | Total: 268 | Average:  89.33 | Grade: A  | Overall: PASS</w:t>
+      </w:r>
+    </w:p>
+    <w:p>
+      <w:r>
+        <w:t>24 | B Manohar    | English:  72 (PASS) | Maths:  43 (PASS) | DBMS:  61 (PASS) | Total: 176 | Average:  58.67 | Grade: D  | Overall: PASS</w:t>
+      </w:r>
+    </w:p>
+    <w:p>
+      <w:r>
+        <w:t>25 | P Hasini     | English:  29 (FAIL) | Maths:  37 (PASS) | DBMS:  44 (PASS) | Total: 110 | Average:  36.67 | Grade: E  | Overall: FAIL</w:t>
       </w:r>
     </w:p>
     <w:p/>
@@ -1774,54 +1435,22 @@
     </w:p>
     <w:p>
       <w:r>
-        <w:t xml:space="preserve">Total Students     </w:t>
-      </w:r>
-      <w:proofErr w:type="gramStart"/>
-      <w:r>
-        <w:t xml:space="preserve">  :</w:t>
-      </w:r>
-      <w:proofErr w:type="gramEnd"/>
-      <w:r>
-        <w:t xml:space="preserve"> 25</w:t>
-      </w:r>
-    </w:p>
-    <w:p>
-      <w:r>
-        <w:t xml:space="preserve">Class Average      </w:t>
-      </w:r>
-      <w:proofErr w:type="gramStart"/>
-      <w:r>
-        <w:t xml:space="preserve">  :</w:t>
-      </w:r>
-      <w:proofErr w:type="gramEnd"/>
-      <w:r>
-        <w:t xml:space="preserve"> 67.76</w:t>
-      </w:r>
-    </w:p>
-    <w:p>
-      <w:r>
-        <w:t xml:space="preserve">Highest Average    </w:t>
-      </w:r>
-      <w:proofErr w:type="gramStart"/>
-      <w:r>
-        <w:t xml:space="preserve">  :</w:t>
-      </w:r>
-      <w:proofErr w:type="gramEnd"/>
-      <w:r>
-        <w:t xml:space="preserve"> 91.33</w:t>
-      </w:r>
-    </w:p>
-    <w:p>
-      <w:r>
-        <w:t xml:space="preserve">Lowest Average     </w:t>
-      </w:r>
-      <w:proofErr w:type="gramStart"/>
-      <w:r>
-        <w:t xml:space="preserve">  :</w:t>
-      </w:r>
-      <w:proofErr w:type="gramEnd"/>
-      <w:r>
-        <w:t xml:space="preserve"> 36.67</w:t>
+        <w:t>Total Students       : 25</w:t>
+      </w:r>
+    </w:p>
+    <w:p>
+      <w:r>
+        <w:t>Class Average        : 67.76</w:t>
+      </w:r>
+    </w:p>
+    <w:p>
+      <w:r>
+        <w:t>Highest Average      : 91.33</w:t>
+      </w:r>
+    </w:p>
+    <w:p>
+      <w:r>
+        <w:t>Lowest Average       : 36.67</w:t>
       </w:r>
     </w:p>
     <w:p/>
@@ -1837,41 +1466,17 @@
     </w:p>
     <w:p>
       <w:r>
-        <w:t xml:space="preserve">Passed Students    </w:t>
-      </w:r>
-      <w:proofErr w:type="gramStart"/>
-      <w:r>
-        <w:t xml:space="preserve">  :</w:t>
-      </w:r>
-      <w:proofErr w:type="gramEnd"/>
-      <w:r>
-        <w:t xml:space="preserve"> 19</w:t>
-      </w:r>
-    </w:p>
-    <w:p>
-      <w:r>
-        <w:t xml:space="preserve">Failed Students    </w:t>
-      </w:r>
-      <w:proofErr w:type="gramStart"/>
-      <w:r>
-        <w:t xml:space="preserve">  :</w:t>
-      </w:r>
-      <w:proofErr w:type="gramEnd"/>
-      <w:r>
-        <w:t xml:space="preserve"> 6</w:t>
-      </w:r>
-    </w:p>
-    <w:p>
-      <w:r>
-        <w:t xml:space="preserve">Passing Mark       </w:t>
-      </w:r>
-      <w:proofErr w:type="gramStart"/>
-      <w:r>
-        <w:t xml:space="preserve">  :</w:t>
-      </w:r>
-      <w:proofErr w:type="gramEnd"/>
-      <w:r>
-        <w:t xml:space="preserve"> 35</w:t>
+        <w:t>Passed Students      : 19</w:t>
+      </w:r>
+    </w:p>
+    <w:p>
+      <w:r>
+        <w:t>Failed Students      : 6</w:t>
+      </w:r>
+    </w:p>
+    <w:p>
+      <w:r>
+        <w:t>Passing Mark         : 35</w:t>
       </w:r>
     </w:p>
     <w:p/>
@@ -1887,80 +1492,32 @@
     </w:p>
     <w:p>
       <w:r>
-        <w:t xml:space="preserve">English - Passed   </w:t>
-      </w:r>
-      <w:proofErr w:type="gramStart"/>
-      <w:r>
-        <w:t xml:space="preserve">  :</w:t>
-      </w:r>
-      <w:proofErr w:type="gramEnd"/>
-      <w:r>
-        <w:t xml:space="preserve"> 22</w:t>
-      </w:r>
-    </w:p>
-    <w:p>
-      <w:r>
-        <w:t xml:space="preserve">English - Failed   </w:t>
-      </w:r>
-      <w:proofErr w:type="gramStart"/>
-      <w:r>
-        <w:t xml:space="preserve">  :</w:t>
-      </w:r>
-      <w:proofErr w:type="gramEnd"/>
-      <w:r>
-        <w:t xml:space="preserve"> 3</w:t>
-      </w:r>
-    </w:p>
-    <w:p>
-      <w:r>
-        <w:t xml:space="preserve">Maths - Passed     </w:t>
-      </w:r>
-      <w:proofErr w:type="gramStart"/>
-      <w:r>
-        <w:t xml:space="preserve">  :</w:t>
-      </w:r>
-      <w:proofErr w:type="gramEnd"/>
-      <w:r>
-        <w:t xml:space="preserve"> 22</w:t>
-      </w:r>
-    </w:p>
-    <w:p>
-      <w:r>
-        <w:t xml:space="preserve">Maths - Failed     </w:t>
-      </w:r>
-      <w:proofErr w:type="gramStart"/>
-      <w:r>
-        <w:t xml:space="preserve">  :</w:t>
-      </w:r>
-      <w:proofErr w:type="gramEnd"/>
-      <w:r>
-        <w:t xml:space="preserve"> 3</w:t>
-      </w:r>
-    </w:p>
-    <w:p>
-      <w:r>
-        <w:t xml:space="preserve">DBMS - Passed      </w:t>
-      </w:r>
-      <w:proofErr w:type="gramStart"/>
-      <w:r>
-        <w:t xml:space="preserve">  :</w:t>
-      </w:r>
-      <w:proofErr w:type="gramEnd"/>
-      <w:r>
-        <w:t xml:space="preserve"> 24</w:t>
-      </w:r>
-    </w:p>
-    <w:p>
-      <w:r>
-        <w:t xml:space="preserve">DBMS - Failed      </w:t>
-      </w:r>
-      <w:proofErr w:type="gramStart"/>
-      <w:r>
-        <w:t xml:space="preserve">  :</w:t>
-      </w:r>
-      <w:proofErr w:type="gramEnd"/>
-      <w:r>
-        <w:t xml:space="preserve"> 1</w:t>
+        <w:t>English - Passed     : 22</w:t>
+      </w:r>
+    </w:p>
+    <w:p>
+      <w:r>
+        <w:t>English - Failed     : 3</w:t>
+      </w:r>
+    </w:p>
+    <w:p>
+      <w:r>
+        <w:t>Maths - Passed       : 22</w:t>
+      </w:r>
+    </w:p>
+    <w:p>
+      <w:r>
+        <w:t>Maths - Failed       : 3</w:t>
+      </w:r>
+    </w:p>
+    <w:p>
+      <w:r>
+        <w:t>DBMS - Passed        : 24</w:t>
+      </w:r>
+    </w:p>
+    <w:p>
+      <w:r>
+        <w:t>DBMS - Failed        : 1</w:t>
       </w:r>
     </w:p>
     <w:p/>
@@ -1976,28 +1533,12 @@
     </w:p>
     <w:p>
       <w:r>
-        <w:t xml:space="preserve">Average Attendance </w:t>
-      </w:r>
-      <w:proofErr w:type="gramStart"/>
-      <w:r>
-        <w:t xml:space="preserve">  :</w:t>
-      </w:r>
-      <w:proofErr w:type="gramEnd"/>
-      <w:r>
-        <w:t xml:space="preserve"> 75.84%</w:t>
-      </w:r>
-    </w:p>
-    <w:p>
-      <w:r>
-        <w:t xml:space="preserve">Below 75% </w:t>
-      </w:r>
-      <w:proofErr w:type="gramStart"/>
-      <w:r>
-        <w:t>Attendance  :</w:t>
-      </w:r>
-      <w:proofErr w:type="gramEnd"/>
-      <w:r>
-        <w:t xml:space="preserve"> 8</w:t>
+        <w:t>Average Attendance   : 75.84%</w:t>
+      </w:r>
+    </w:p>
+    <w:p>
+      <w:r>
+        <w:t>Below 75% Attendance  : 8</w:t>
       </w:r>
     </w:p>
     <w:p/>
@@ -2013,68 +1554,28 @@
     </w:p>
     <w:p>
       <w:r>
-        <w:t xml:space="preserve">Name               </w:t>
-      </w:r>
-      <w:proofErr w:type="gramStart"/>
-      <w:r>
-        <w:t xml:space="preserve">  :</w:t>
-      </w:r>
-      <w:proofErr w:type="gramEnd"/>
-      <w:r>
-        <w:t xml:space="preserve"> P Keerthi</w:t>
-      </w:r>
-    </w:p>
-    <w:p>
-      <w:r>
-        <w:t xml:space="preserve">Student ID         </w:t>
-      </w:r>
-      <w:proofErr w:type="gramStart"/>
-      <w:r>
-        <w:t xml:space="preserve">  :</w:t>
-      </w:r>
-      <w:proofErr w:type="gramEnd"/>
-      <w:r>
-        <w:t xml:space="preserve"> 2</w:t>
-      </w:r>
-    </w:p>
-    <w:p>
-      <w:r>
-        <w:t xml:space="preserve">Average            </w:t>
-      </w:r>
-      <w:proofErr w:type="gramStart"/>
-      <w:r>
-        <w:t xml:space="preserve">  :</w:t>
-      </w:r>
-      <w:proofErr w:type="gramEnd"/>
-      <w:r>
-        <w:t xml:space="preserve"> 91.33</w:t>
+        <w:t>Name                 : P Keerthi</w:t>
+      </w:r>
+    </w:p>
+    <w:p>
+      <w:r>
+        <w:t>Student ID           : 2</w:t>
+      </w:r>
+    </w:p>
+    <w:p>
+      <w:r>
+        <w:t>Average              : 91.33</w:t>
       </w:r>
     </w:p>
     <w:p>
       <w:r>
         <w:lastRenderedPageBreak/>
-        <w:t xml:space="preserve">Grade              </w:t>
-      </w:r>
-      <w:proofErr w:type="gramStart"/>
-      <w:r>
-        <w:t xml:space="preserve">  :</w:t>
-      </w:r>
-      <w:proofErr w:type="gramEnd"/>
-      <w:r>
-        <w:t xml:space="preserve"> S</w:t>
-      </w:r>
-    </w:p>
-    <w:p>
-      <w:r>
-        <w:t xml:space="preserve">Overall Result     </w:t>
-      </w:r>
-      <w:proofErr w:type="gramStart"/>
-      <w:r>
-        <w:t xml:space="preserve">  :</w:t>
-      </w:r>
-      <w:proofErr w:type="gramEnd"/>
-      <w:r>
-        <w:t xml:space="preserve"> PASS</w:t>
+        <w:t>Grade                : S</w:t>
+      </w:r>
+    </w:p>
+    <w:p>
+      <w:r>
+        <w:t>Overall Result       : PASS</w:t>
       </w:r>
     </w:p>
     <w:p/>
@@ -2090,67 +1591,27 @@
     </w:p>
     <w:p>
       <w:r>
-        <w:t xml:space="preserve">Name               </w:t>
-      </w:r>
-      <w:proofErr w:type="gramStart"/>
-      <w:r>
-        <w:t xml:space="preserve">  :</w:t>
-      </w:r>
-      <w:proofErr w:type="gramEnd"/>
-      <w:r>
-        <w:t xml:space="preserve"> K Arjun</w:t>
-      </w:r>
-    </w:p>
-    <w:p>
-      <w:r>
-        <w:t xml:space="preserve">Student ID         </w:t>
-      </w:r>
-      <w:proofErr w:type="gramStart"/>
-      <w:r>
-        <w:t xml:space="preserve">  :</w:t>
-      </w:r>
-      <w:proofErr w:type="gramEnd"/>
-      <w:r>
-        <w:t xml:space="preserve"> 9</w:t>
-      </w:r>
-    </w:p>
-    <w:p>
-      <w:r>
-        <w:t xml:space="preserve">Average            </w:t>
-      </w:r>
-      <w:proofErr w:type="gramStart"/>
-      <w:r>
-        <w:t xml:space="preserve">  :</w:t>
-      </w:r>
-      <w:proofErr w:type="gramEnd"/>
-      <w:r>
-        <w:t xml:space="preserve"> 36.67</w:t>
-      </w:r>
-    </w:p>
-    <w:p>
-      <w:r>
-        <w:t xml:space="preserve">Grade              </w:t>
-      </w:r>
-      <w:proofErr w:type="gramStart"/>
-      <w:r>
-        <w:t xml:space="preserve">  :</w:t>
-      </w:r>
-      <w:proofErr w:type="gramEnd"/>
-      <w:r>
-        <w:t xml:space="preserve"> E</w:t>
-      </w:r>
-    </w:p>
-    <w:p>
-      <w:r>
-        <w:t xml:space="preserve">Overall Result     </w:t>
-      </w:r>
-      <w:proofErr w:type="gramStart"/>
-      <w:r>
-        <w:t xml:space="preserve">  :</w:t>
-      </w:r>
-      <w:proofErr w:type="gramEnd"/>
-      <w:r>
-        <w:t xml:space="preserve"> FAIL</w:t>
+        <w:t>Name                 : K Arjun</w:t>
+      </w:r>
+    </w:p>
+    <w:p>
+      <w:r>
+        <w:t>Student ID           : 9</w:t>
+      </w:r>
+    </w:p>
+    <w:p>
+      <w:r>
+        <w:t>Average              : 36.67</w:t>
+      </w:r>
+    </w:p>
+    <w:p>
+      <w:r>
+        <w:t>Grade                : E</w:t>
+      </w:r>
+    </w:p>
+    <w:p>
+      <w:r>
+        <w:t>Overall Result       : FAIL</w:t>
       </w:r>
     </w:p>
     <w:p/>
@@ -2166,41 +1627,17 @@
     </w:p>
     <w:p>
       <w:r>
-        <w:t xml:space="preserve">English Average    </w:t>
-      </w:r>
-      <w:proofErr w:type="gramStart"/>
-      <w:r>
-        <w:t xml:space="preserve">  :</w:t>
-      </w:r>
-      <w:proofErr w:type="gramEnd"/>
-      <w:r>
-        <w:t xml:space="preserve"> 74.80</w:t>
-      </w:r>
-    </w:p>
-    <w:p>
-      <w:r>
-        <w:t xml:space="preserve">Maths Average      </w:t>
-      </w:r>
-      <w:proofErr w:type="gramStart"/>
-      <w:r>
-        <w:t xml:space="preserve">  :</w:t>
-      </w:r>
-      <w:proofErr w:type="gramEnd"/>
-      <w:r>
-        <w:t xml:space="preserve"> 61.28</w:t>
-      </w:r>
-    </w:p>
-    <w:p>
-      <w:r>
-        <w:t xml:space="preserve">DBMS Average       </w:t>
-      </w:r>
-      <w:proofErr w:type="gramStart"/>
-      <w:r>
-        <w:t xml:space="preserve">  :</w:t>
-      </w:r>
-      <w:proofErr w:type="gramEnd"/>
-      <w:r>
-        <w:t xml:space="preserve"> 67.20</w:t>
+        <w:t>English Average      : 74.80</w:t>
+      </w:r>
+    </w:p>
+    <w:p>
+      <w:r>
+        <w:t>Maths Average        : 61.28</w:t>
+      </w:r>
+    </w:p>
+    <w:p>
+      <w:r>
+        <w:t>DBMS Average         : 67.20</w:t>
       </w:r>
     </w:p>
     <w:p/>
@@ -2283,44 +1720,12 @@
       </w:r>
       <w:proofErr w:type="spellEnd"/>
       <w:r>
-        <w:t xml:space="preserve">          </w:t>
-      </w:r>
-      <w:proofErr w:type="gramStart"/>
-      <w:r>
-        <w:t>Name  English</w:t>
-      </w:r>
-      <w:proofErr w:type="gramEnd"/>
-      <w:r>
-        <w:t xml:space="preserve">  </w:t>
-      </w:r>
-      <w:proofErr w:type="gramStart"/>
-      <w:r>
-        <w:t>Maths  DBMS</w:t>
-      </w:r>
-      <w:proofErr w:type="gramEnd"/>
-      <w:r>
-        <w:t xml:space="preserve">  </w:t>
-      </w:r>
-      <w:proofErr w:type="gramStart"/>
-      <w:r>
-        <w:t>Attendance  Total</w:t>
-      </w:r>
-      <w:proofErr w:type="gramEnd"/>
-      <w:r>
-        <w:t xml:space="preserve">  Average Grade Result</w:t>
-      </w:r>
-    </w:p>
-    <w:p>
-      <w:r>
-        <w:t xml:space="preserve">       </w:t>
-      </w:r>
-      <w:proofErr w:type="gramStart"/>
-      <w:r>
-        <w:t>1  C</w:t>
-      </w:r>
-      <w:proofErr w:type="gramEnd"/>
-      <w:r>
-        <w:t xml:space="preserve"> Thejaswini       87     85    84          94    256    85.33     A   PASS</w:t>
+        <w:t xml:space="preserve">          Name  English  Maths  DBMS  Attendance  Total  Average Grade Result</w:t>
+      </w:r>
+    </w:p>
+    <w:p>
+      <w:r>
+        <w:t xml:space="preserve">       1  C Thejaswini       87     85    84          94    256    85.33     A   PASS</w:t>
       </w:r>
     </w:p>
     <w:p>
@@ -2329,14 +1734,9 @@
       </w:r>
       <w:proofErr w:type="spellStart"/>
       <w:r>
-        <w:t>C.</w:t>
-      </w:r>
-      <w:proofErr w:type="gramStart"/>
-      <w:r>
-        <w:t>M.Prathibha</w:t>
-      </w:r>
-      <w:proofErr w:type="spellEnd"/>
-      <w:proofErr w:type="gramEnd"/>
+        <w:t>C.M.Prathibha</w:t>
+      </w:r>
+      <w:proofErr w:type="spellEnd"/>
       <w:r>
         <w:t xml:space="preserve">       93     85    89          85    267    89.00     A   PASS</w:t>
       </w:r>
@@ -2410,31 +1810,7 @@
       </w:r>
       <w:proofErr w:type="spellEnd"/>
       <w:r>
-        <w:t xml:space="preserve">         </w:t>
-      </w:r>
-      <w:proofErr w:type="gramStart"/>
-      <w:r>
-        <w:t>Name  English</w:t>
-      </w:r>
-      <w:proofErr w:type="gramEnd"/>
-      <w:r>
-        <w:t xml:space="preserve">  </w:t>
-      </w:r>
-      <w:proofErr w:type="gramStart"/>
-      <w:r>
-        <w:t>Maths  DBMS</w:t>
-      </w:r>
-      <w:proofErr w:type="gramEnd"/>
-      <w:r>
-        <w:t xml:space="preserve">  </w:t>
-      </w:r>
-      <w:proofErr w:type="gramStart"/>
-      <w:r>
-        <w:t>Attendance  Total</w:t>
-      </w:r>
-      <w:proofErr w:type="gramEnd"/>
-      <w:r>
-        <w:t xml:space="preserve">  Average Grade Result</w:t>
+        <w:t xml:space="preserve">         Name  English  Maths  DBMS  Attendance  Total  Average Grade Result</w:t>
       </w:r>
     </w:p>
     <w:p>
@@ -2479,31 +1855,7 @@
       </w:r>
       <w:proofErr w:type="spellEnd"/>
       <w:r>
-        <w:t xml:space="preserve">      </w:t>
-      </w:r>
-      <w:proofErr w:type="gramStart"/>
-      <w:r>
-        <w:t>Name  English</w:t>
-      </w:r>
-      <w:proofErr w:type="gramEnd"/>
-      <w:r>
-        <w:t xml:space="preserve">  </w:t>
-      </w:r>
-      <w:proofErr w:type="gramStart"/>
-      <w:r>
-        <w:t>Maths  DBMS</w:t>
-      </w:r>
-      <w:proofErr w:type="gramEnd"/>
-      <w:r>
-        <w:t xml:space="preserve">  </w:t>
-      </w:r>
-      <w:proofErr w:type="gramStart"/>
-      <w:r>
-        <w:t>Attendance  Total</w:t>
-      </w:r>
-      <w:proofErr w:type="gramEnd"/>
-      <w:r>
-        <w:t xml:space="preserve">  Average Grade Result</w:t>
+        <w:t xml:space="preserve">      Name  English  Maths  DBMS  Attendance  Total  Average Grade Result</w:t>
       </w:r>
     </w:p>
     <w:p>
@@ -2542,31 +1894,7 @@
       </w:r>
       <w:proofErr w:type="spellEnd"/>
       <w:r>
-        <w:t xml:space="preserve">      </w:t>
-      </w:r>
-      <w:proofErr w:type="gramStart"/>
-      <w:r>
-        <w:t>Name  English</w:t>
-      </w:r>
-      <w:proofErr w:type="gramEnd"/>
-      <w:r>
-        <w:t xml:space="preserve">  </w:t>
-      </w:r>
-      <w:proofErr w:type="gramStart"/>
-      <w:r>
-        <w:t>Maths  DBMS</w:t>
-      </w:r>
-      <w:proofErr w:type="gramEnd"/>
-      <w:r>
-        <w:t xml:space="preserve">  </w:t>
-      </w:r>
-      <w:proofErr w:type="gramStart"/>
-      <w:r>
-        <w:t>Attendance  Total</w:t>
-      </w:r>
-      <w:proofErr w:type="gramEnd"/>
-      <w:r>
-        <w:t xml:space="preserve">  Average Grade Result</w:t>
+        <w:t xml:space="preserve">      Name  English  Maths  DBMS  Attendance  Total  Average Grade Result</w:t>
       </w:r>
     </w:p>
     <w:p>
@@ -2615,31 +1943,7 @@
       </w:r>
       <w:proofErr w:type="spellEnd"/>
       <w:r>
-        <w:t xml:space="preserve">         </w:t>
-      </w:r>
-      <w:proofErr w:type="gramStart"/>
-      <w:r>
-        <w:t>Name  English</w:t>
-      </w:r>
-      <w:proofErr w:type="gramEnd"/>
-      <w:r>
-        <w:t xml:space="preserve">  </w:t>
-      </w:r>
-      <w:proofErr w:type="gramStart"/>
-      <w:r>
-        <w:t>Maths  DBMS</w:t>
-      </w:r>
-      <w:proofErr w:type="gramEnd"/>
-      <w:r>
-        <w:t xml:space="preserve">  </w:t>
-      </w:r>
-      <w:proofErr w:type="gramStart"/>
-      <w:r>
-        <w:t>Attendance  Total</w:t>
-      </w:r>
-      <w:proofErr w:type="gramEnd"/>
-      <w:r>
-        <w:t xml:space="preserve">  Average Grade Result</w:t>
+        <w:t xml:space="preserve">         Name  English  Maths  DBMS  Attendance  Total  Average Grade Result</w:t>
       </w:r>
     </w:p>
     <w:p>
@@ -2706,31 +2010,7 @@
       </w:r>
       <w:proofErr w:type="spellEnd"/>
       <w:r>
-        <w:t xml:space="preserve">         </w:t>
-      </w:r>
-      <w:proofErr w:type="gramStart"/>
-      <w:r>
-        <w:t>Name  English</w:t>
-      </w:r>
-      <w:proofErr w:type="gramEnd"/>
-      <w:r>
-        <w:t xml:space="preserve">  </w:t>
-      </w:r>
-      <w:proofErr w:type="gramStart"/>
-      <w:r>
-        <w:t>Maths  DBMS</w:t>
-      </w:r>
-      <w:proofErr w:type="gramEnd"/>
-      <w:r>
-        <w:t xml:space="preserve">  </w:t>
-      </w:r>
-      <w:proofErr w:type="gramStart"/>
-      <w:r>
-        <w:t>Attendance  Total</w:t>
-      </w:r>
-      <w:proofErr w:type="gramEnd"/>
-      <w:r>
-        <w:t xml:space="preserve">  Average Grade Result</w:t>
+        <w:t xml:space="preserve">         Name  English  Maths  DBMS  Attendance  Total  Average Grade Result</w:t>
       </w:r>
     </w:p>
     <w:p>
@@ -2792,31 +2072,7 @@
       </w:r>
       <w:proofErr w:type="spellEnd"/>
       <w:r>
-        <w:t xml:space="preserve">     </w:t>
-      </w:r>
-      <w:proofErr w:type="gramStart"/>
-      <w:r>
-        <w:t>Name  English</w:t>
-      </w:r>
-      <w:proofErr w:type="gramEnd"/>
-      <w:r>
-        <w:t xml:space="preserve">  </w:t>
-      </w:r>
-      <w:proofErr w:type="gramStart"/>
-      <w:r>
-        <w:t>Maths  DBMS</w:t>
-      </w:r>
-      <w:proofErr w:type="gramEnd"/>
-      <w:r>
-        <w:t xml:space="preserve">  </w:t>
-      </w:r>
-      <w:proofErr w:type="gramStart"/>
-      <w:r>
-        <w:t>Attendance  Total</w:t>
-      </w:r>
-      <w:proofErr w:type="gramEnd"/>
-      <w:r>
-        <w:t xml:space="preserve">  Average Grade Result</w:t>
+        <w:t xml:space="preserve">     Name  English  Maths  DBMS  Attendance  Total  Average Grade Result</w:t>
       </w:r>
     </w:p>
     <w:p>
@@ -2843,23 +2099,7 @@
     </w:p>
     <w:p>
       <w:r>
-        <w:t xml:space="preserve">  </w:t>
-      </w:r>
-      <w:proofErr w:type="gramStart"/>
-      <w:r>
-        <w:t>Branch  Strength</w:t>
-      </w:r>
-      <w:proofErr w:type="gramEnd"/>
-      <w:r>
-        <w:t xml:space="preserve">  </w:t>
-      </w:r>
-      <w:proofErr w:type="gramStart"/>
-      <w:r>
-        <w:t>Passed  Failed</w:t>
-      </w:r>
-      <w:proofErr w:type="gramEnd"/>
-      <w:r>
-        <w:t xml:space="preserve">  Average</w:t>
+        <w:t xml:space="preserve">  Branch  Strength  Passed  Failed  Average</w:t>
       </w:r>
     </w:p>
     <w:p>
@@ -2920,63 +2160,31 @@
       </w:r>
       <w:proofErr w:type="spellEnd"/>
       <w:r>
-        <w:t xml:space="preserve">          Name </w:t>
-      </w:r>
-      <w:proofErr w:type="gramStart"/>
-      <w:r>
-        <w:t>Department  English</w:t>
-      </w:r>
-      <w:proofErr w:type="gramEnd"/>
-      <w:r>
-        <w:t xml:space="preserve"> </w:t>
-      </w:r>
-      <w:proofErr w:type="spellStart"/>
-      <w:r>
-        <w:t>English_</w:t>
-      </w:r>
-      <w:proofErr w:type="gramStart"/>
-      <w:r>
-        <w:t>Result</w:t>
-      </w:r>
-      <w:proofErr w:type="spellEnd"/>
-      <w:r>
-        <w:t xml:space="preserve">  Maths</w:t>
-      </w:r>
-      <w:proofErr w:type="gramEnd"/>
-      <w:r>
-        <w:t xml:space="preserve"> </w:t>
-      </w:r>
-      <w:proofErr w:type="spellStart"/>
-      <w:r>
-        <w:t>Maths_</w:t>
-      </w:r>
-      <w:proofErr w:type="gramStart"/>
-      <w:r>
-        <w:t>Result</w:t>
-      </w:r>
-      <w:proofErr w:type="spellEnd"/>
-      <w:r>
-        <w:t xml:space="preserve">  DBMS</w:t>
-      </w:r>
-      <w:proofErr w:type="gramEnd"/>
-      <w:r>
-        <w:t xml:space="preserve"> </w:t>
-      </w:r>
-      <w:proofErr w:type="spellStart"/>
-      <w:r>
-        <w:t>DBMS_</w:t>
-      </w:r>
-      <w:proofErr w:type="gramStart"/>
-      <w:r>
-        <w:t>Result</w:t>
-      </w:r>
-      <w:proofErr w:type="spellEnd"/>
-      <w:r>
-        <w:t xml:space="preserve">  Attendance</w:t>
-      </w:r>
-      <w:proofErr w:type="gramEnd"/>
-      <w:r>
-        <w:t xml:space="preserve">  Total   Average Grade Result</w:t>
+        <w:t xml:space="preserve">          Name Department  English </w:t>
+      </w:r>
+      <w:proofErr w:type="spellStart"/>
+      <w:r>
+        <w:t>English_Result</w:t>
+      </w:r>
+      <w:proofErr w:type="spellEnd"/>
+      <w:r>
+        <w:t xml:space="preserve">  Maths </w:t>
+      </w:r>
+      <w:proofErr w:type="spellStart"/>
+      <w:r>
+        <w:t>Maths_Result</w:t>
+      </w:r>
+      <w:proofErr w:type="spellEnd"/>
+      <w:r>
+        <w:t xml:space="preserve">  DBMS </w:t>
+      </w:r>
+      <w:proofErr w:type="spellStart"/>
+      <w:r>
+        <w:t>DBMS_Result</w:t>
+      </w:r>
+      <w:proofErr w:type="spellEnd"/>
+      <w:r>
+        <w:t xml:space="preserve">  Attendance  Total   Average Grade Result</w:t>
       </w:r>
     </w:p>
     <w:p>
@@ -2986,15 +2194,7 @@
     </w:p>
     <w:p>
       <w:r>
-        <w:t xml:space="preserve">       </w:t>
-      </w:r>
-      <w:proofErr w:type="gramStart"/>
-      <w:r>
-        <w:t>1  C</w:t>
-      </w:r>
-      <w:proofErr w:type="gramEnd"/>
-      <w:r>
-        <w:t xml:space="preserve"> Thejaswini        CSE       87           PASS     85         PASS    84        PASS          94    256 85.333333     A   PASS</w:t>
+        <w:t xml:space="preserve">       1  C Thejaswini        CSE       87           PASS     85         PASS    84        PASS          94    256 85.333333     A   PASS</w:t>
       </w:r>
     </w:p>
     <w:p>
@@ -3003,14 +2203,9 @@
       </w:r>
       <w:proofErr w:type="spellStart"/>
       <w:r>
-        <w:t>C.</w:t>
-      </w:r>
-      <w:proofErr w:type="gramStart"/>
-      <w:r>
-        <w:t>M.Prathibha</w:t>
-      </w:r>
-      <w:proofErr w:type="spellEnd"/>
-      <w:proofErr w:type="gramEnd"/>
+        <w:t>C.M.Prathibha</w:t>
+      </w:r>
+      <w:proofErr w:type="spellEnd"/>
       <w:r>
         <w:t xml:space="preserve">        CSE       93           PASS     85         PASS    89        PASS          85    267 89.000000     A   PASS</w:t>
       </w:r>
@@ -3022,15 +2217,7 @@
     </w:p>
     <w:p>
       <w:r>
-        <w:t xml:space="preserve">       </w:t>
-      </w:r>
-      <w:proofErr w:type="gramStart"/>
-      <w:r>
-        <w:t>5  Yashwanth</w:t>
-      </w:r>
-      <w:proofErr w:type="gramEnd"/>
-      <w:r>
-        <w:t xml:space="preserve"> MK     CSE-AI       89           PASS     90         PASS    92        PASS          84    271 90.333333     S   PASS</w:t>
+        <w:t xml:space="preserve">       5  Yashwanth MK     CSE-AI       89           PASS     90         PASS    92        PASS          84    271 90.333333     S   PASS</w:t>
       </w:r>
     </w:p>
     <w:p>
@@ -3040,15 +2227,7 @@
     </w:p>
     <w:p>
       <w:r>
-        <w:t xml:space="preserve">       </w:t>
-      </w:r>
-      <w:proofErr w:type="gramStart"/>
-      <w:r>
-        <w:t>7  C</w:t>
-      </w:r>
-      <w:proofErr w:type="gramEnd"/>
-      <w:r>
-        <w:t xml:space="preserve"> Pravallika        EEE       25           FAIL     67         PASS    39        PASS          78    131 43.666667     E   FAIL</w:t>
+        <w:t xml:space="preserve">       7  C Pravallika        EEE       25           FAIL     67         PASS    39        PASS          78    131 43.666667     E   FAIL</w:t>
       </w:r>
     </w:p>
     <w:p>
@@ -3068,15 +2247,7 @@
     </w:p>
     <w:p>
       <w:r>
-        <w:t xml:space="preserve">      </w:t>
-      </w:r>
-      <w:proofErr w:type="gramStart"/>
-      <w:r>
-        <w:t>11  V</w:t>
-      </w:r>
-      <w:proofErr w:type="gramEnd"/>
-      <w:r>
-        <w:t xml:space="preserve"> Madhumitha     CSE-AI       82           PASS     45         PASS    26        FAIL          78    153 51.000000     D   FAIL</w:t>
+        <w:t xml:space="preserve">      11  V Madhumitha     CSE-AI       82           PASS     45         PASS    26        FAIL          78    153 51.000000     D   FAIL</w:t>
       </w:r>
     </w:p>
     <w:p>
@@ -3112,15 +2283,7 @@
     </w:p>
     <w:p>
       <w:r>
-        <w:t xml:space="preserve">      </w:t>
-      </w:r>
-      <w:proofErr w:type="gramStart"/>
-      <w:r>
-        <w:t>15  C</w:t>
-      </w:r>
-      <w:proofErr w:type="gramEnd"/>
-      <w:r>
-        <w:t xml:space="preserve"> </w:t>
+        <w:t xml:space="preserve">      15  C </w:t>
       </w:r>
       <w:proofErr w:type="spellStart"/>
       <w:r>
@@ -3494,8 +2657,30 @@
         <w:spacing w:after="120"/>
       </w:pPr>
       <w:r>
-        <w:t>Repository link: [Add your GitHub repository link here]</w:t>
-      </w:r>
+        <w:t xml:space="preserve">Repository link: </w:t>
+      </w:r>
+      <w:hyperlink r:id="rId9" w:history="1">
+        <w:r>
+          <w:rPr>
+            <w:rStyle w:val="Hyperlink"/>
+          </w:rPr>
+          <w:t>GitHub - thejaswini1707/</w:t>
+        </w:r>
+        <w:proofErr w:type="spellStart"/>
+        <w:r>
+          <w:rPr>
+            <w:rStyle w:val="Hyperlink"/>
+          </w:rPr>
+          <w:t>Python_with_ai</w:t>
+        </w:r>
+        <w:proofErr w:type="spellEnd"/>
+        <w:r>
+          <w:rPr>
+            <w:rStyle w:val="Hyperlink"/>
+          </w:rPr>
+          <w:t xml:space="preserve"> · GitHub</w:t>
+        </w:r>
+      </w:hyperlink>
     </w:p>
     <w:sectPr>
       <w:pgSz w:w="11906" w:h="16838"/>
@@ -4209,7 +3394,6 @@
   <w:style w:type="character" w:default="1" w:styleId="DefaultParagraphFont">
     <w:name w:val="Default Paragraph Font"/>
     <w:uiPriority w:val="1"/>
-    <w:semiHidden/>
     <w:unhideWhenUsed/>
   </w:style>
   <w:style w:type="table" w:default="1" w:styleId="TableNormal">
@@ -4323,6 +3507,18 @@
     <w:rPr>
       <w:sz w:val="20"/>
       <w:szCs w:val="20"/>
+    </w:rPr>
+  </w:style>
+  <w:style w:type="character" w:styleId="UnresolvedMention">
+    <w:name w:val="Unresolved Mention"/>
+    <w:basedOn w:val="DefaultParagraphFont"/>
+    <w:uiPriority w:val="99"/>
+    <w:semiHidden/>
+    <w:unhideWhenUsed/>
+    <w:rsid w:val="008565DD"/>
+    <w:rPr>
+      <w:color w:val="605E5C"/>
+      <w:shd w:val="clear" w:color="auto" w:fill="E1DFDD"/>
     </w:rPr>
   </w:style>
 </w:styles>

--- a/Student_performance_analysis/Project_Documentation.docx
+++ b/Student_performance_analysis/Project_Documentation.docx
@@ -167,7 +167,7 @@
         <w:spacing w:after="120"/>
       </w:pPr>
       <w:r>
-        <w:t>The dataset is stored in students.csv and contains 25 student records. Marks are out of 100 and attendance is a percentage.</w:t>
+        <w:t>The dataset is stored in students_data.csv and contains 25 student records. Marks are out of 100 and attendance is a percentage.</w:t>
       </w:r>
     </w:p>
     <w:tbl>
@@ -665,16 +665,12 @@
         </w:numPr>
       </w:pPr>
       <w:r>
-        <w:t xml:space="preserve">Data loading: </w:t>
-      </w:r>
-      <w:proofErr w:type="spellStart"/>
-      <w:r>
-        <w:t>pandas.read_csv</w:t>
-      </w:r>
-      <w:proofErr w:type="spellEnd"/>
-      <w:r>
-        <w:t>() loads students.csv into a DataFrame. A try/except block shows a friendly message if the file is missing. The data, number of students and column names are displayed.</w:t>
-      </w:r>
+        <w:t>Data loading: pandas.read_csv() loads students_data.csv into a DataFrame. A try/except block shows a friendly message if the file is missing. The data, number of students and column names are displayed.</w:t>
+      </w:r>
+      <w:proofErr w:type="spellStart"/>
+      <w:r/>
+      <w:proofErr w:type="spellEnd"/>
+      <w:r/>
     </w:p>
     <w:p>
       <w:pPr>
@@ -737,16 +733,12 @@
         </w:numPr>
       </w:pPr>
       <w:r>
-        <w:t xml:space="preserve">Pass/fail rule: the pass mark is 40 in each subject. A student passes overall only when all three subjects are passed. NumPy's </w:t>
-      </w:r>
-      <w:proofErr w:type="spellStart"/>
-      <w:r>
-        <w:t>np.where</w:t>
-      </w:r>
-      <w:proofErr w:type="spellEnd"/>
-      <w:r>
-        <w:t>() applies this condition across all students.</w:t>
-      </w:r>
+        <w:t>Pass/fail rule: the pass mark is 35 in each subject, as defined by PASS_MARK in functions.py. A student passes overall only when all three subjects have marks of at least 35. NumPy's np.where() applies this condition across all students.</w:t>
+      </w:r>
+      <w:proofErr w:type="spellStart"/>
+      <w:r/>
+      <w:proofErr w:type="spellEnd"/>
+      <w:r/>
     </w:p>
     <w:p>
       <w:pPr>
@@ -757,8 +749,7 @@
         </w:numPr>
       </w:pPr>
       <w:r>
-        <w:lastRenderedPageBreak/>
-        <w:t>Grading rule: A+ (90 and above), A (80-89), B (70-79), C (60-69), D (50-59), E (40-49), F (below 40), based on the average marks.</w:t>
+        <w:t>Grading rule based on average marks: S (90 and above), A (80 to below 90), B (70 to below 80), C (60 to below 70), D (50 to below 60), E (35 to below 50), and F (below 35).</w:t>
       </w:r>
     </w:p>
     <w:p>
@@ -894,7 +885,7 @@
         </w:numPr>
       </w:pPr>
       <w:r>
-        <w:t>Reads and validates a CSV dataset with Pandas</w:t>
+        <w:t>Reads a CSV dataset with Pandas</w:t>
       </w:r>
     </w:p>
     <w:p>
@@ -2568,7 +2559,7 @@
         <w:spacing w:after="120"/>
       </w:pPr>
       <w:r>
-        <w:t>The project runs successfully and produces a clear, complete analysis of 25 students. Results: class average 67.76; highest average 91.33 (P Keerthi); lowest average 36.67 (K Arjun and P Hasini); 18 students passed and 7 failed; English is the best-performing subject (average 74.80) and Maths the weakest (61.28). The top three students are P Keerthi, Yashwanth MK and A Hanipriya. All required features of the assignment were implemented.</w:t>
+        <w:t>The project runs successfully and produces a clear analysis of 25 students. Results: class average 67.76; highest average 91.33 (P Keerthi); lowest average 36.67 (K Arjun and P Hasini); 19 students passed and 6 failed. English is the best-performing subject (average 74.80), while Maths has the lowest subject average (61.28). The top three students are P Keerthi, Yashwanth MK and A Hanipriya. The implemented features include totals, averages, grades, subject-wise and overall results, attendance statistics, department-wise analysis, and top-student ranking.</w:t>
       </w:r>
     </w:p>
     <w:p>
@@ -2588,7 +2579,7 @@
         </w:numPr>
       </w:pPr>
       <w:r>
-        <w:t>Challenge: some rows in students.csv were missing the Department value, which shifted the columns and gave wrong marks for 11 students. Solution: I found the problem by inspecting the DataFrame, then corrected the CSV so every row has all 7 columns. Learning: always inspect data after loading it.</w:t>
+        <w:t>Challenge: some rows in the original dataset were missing the Department value, which shifted columns and caused incorrect marks for some students. Solution: I inspected the DataFrame and corrected the CSV so every row contains all 7 required columns. Learning: always inspect data after loading it.</w:t>
       </w:r>
     </w:p>
     <w:p>
@@ -2628,7 +2619,7 @@
         </w:numPr>
       </w:pPr>
       <w:r>
-        <w:t>Challenge: the pass mark was inconsistent (35 in one place, 40 in another). Solution: defined a single PASS_MARK constant in functions.py and used it everywhere. Learning: keep rules in one place.</w:t>
+        <w:t>Challenge: the pass mark had been inconsistent (35 in one place, 40 in another). Solution: the project uses the single PASS_MARK = 35 constant defined in functions.py. Learning: keep rules in one place.</w:t>
       </w:r>
     </w:p>
     <w:p>
